--- a/ToolHouse Agent Demo.docx
+++ b/ToolHouse Agent Demo.docx
@@ -3,8 +3,13 @@
 <w:document xmlns:wpc="http://schemas.microsoft.com/office/word/2010/wordprocessingCanvas" xmlns:cx="http://schemas.microsoft.com/office/drawing/2014/chartex" xmlns:cx1="http://schemas.microsoft.com/office/drawing/2015/9/8/chartex" xmlns:cx2="http://schemas.microsoft.com/office/drawing/2015/10/21/chartex" xmlns:cx3="http://schemas.microsoft.com/office/drawing/2016/5/9/chartex" xmlns:cx4="http://schemas.microsoft.com/office/drawing/2016/5/10/chartex" xmlns:cx5="http://schemas.microsoft.com/office/drawing/2016/5/11/chartex" xmlns:cx6="http://schemas.microsoft.com/office/drawing/2016/5/12/chartex" xmlns:cx7="http://schemas.microsoft.com/office/drawing/2016/5/13/chartex" xmlns:cx8="http://schemas.microsoft.com/office/drawing/2016/5/14/chartex" xmlns:mc="http://schemas.openxmlformats.org/markup-compatibility/2006" xmlns:aink="http://schemas.microsoft.com/office/drawing/2016/ink" xmlns:am3d="http://schemas.microsoft.com/office/drawing/2017/model3d" xmlns:o="urn:schemas-microsoft-com:office:office" xmlns:oel="http://schemas.microsoft.com/office/2019/extlst" xmlns:r="http://schemas.openxmlformats.org/officeDocument/2006/relationships" xmlns:m="http://schemas.openxmlformats.org/officeDocument/2006/math" xmlns:v="urn:schemas-microsoft-com:vml" xmlns:wp14="http://schemas.microsoft.com/office/word/2010/wordprocessingDrawing" xmlns:wp="http://schemas.openxmlformats.org/drawingml/2006/wordprocessingDrawing" xmlns:w10="urn:schemas-microsoft-com:office:word" xmlns:w="http://schemas.openxmlformats.org/wordprocessingml/2006/main" xmlns:w14="http://schemas.microsoft.com/office/word/2010/wordml" xmlns:w15="http://schemas.microsoft.com/office/word/2012/wordml" xmlns:w16cex="http://schemas.microsoft.com/office/word/2018/wordml/cex" xmlns:w16cid="http://schemas.microsoft.com/office/word/2016/wordml/cid" xmlns:w16="http://schemas.microsoft.com/office/word/2018/wordml" xmlns:w16du="http://schemas.microsoft.com/office/word/2023/wordml/word16du" xmlns:w16sdtdh="http://schemas.microsoft.com/office/word/2020/wordml/sdtdatahash" xmlns:w16sdtfl="http://schemas.microsoft.com/office/word/2024/wordml/sdtformatlock" xmlns:w16se="http://schemas.microsoft.com/office/word/2015/wordml/symex" xmlns:wpg="http://schemas.microsoft.com/office/word/2010/wordprocessingGroup" xmlns:wpi="http://schemas.microsoft.com/office/word/2010/wordprocessingInk" xmlns:wne="http://schemas.microsoft.com/office/word/2006/wordml" xmlns:wps="http://schemas.microsoft.com/office/word/2010/wordprocessingShape" mc:Ignorable="w14 w15 w16se w16cid w16 w16cex w16sdtdh w16sdtfl w16du wp14">
   <w:body>
     <w:p>
-      <w:r>
-        <w:t>ToolHouse Agent Demo-</w:t>
+      <w:proofErr w:type="spellStart"/>
+      <w:r>
+        <w:t>ToolHouse</w:t>
+      </w:r>
+      <w:proofErr w:type="spellEnd"/>
+      <w:r>
+        <w:t xml:space="preserve"> Agent Demo-</w:t>
       </w:r>
     </w:p>
     <w:p/>
@@ -141,7 +146,15 @@
     <w:p/>
     <w:p>
       <w:r>
-        <w:t>Create an agent called MedAssist Dispense Agent.</w:t>
+        <w:t xml:space="preserve">Create an agent called </w:t>
+      </w:r>
+      <w:proofErr w:type="spellStart"/>
+      <w:r>
+        <w:t>MedAssist</w:t>
+      </w:r>
+      <w:proofErr w:type="spellEnd"/>
+      <w:r>
+        <w:t xml:space="preserve"> Dispense Agent.</w:t>
       </w:r>
     </w:p>
     <w:p/>
@@ -184,7 +197,15 @@
     </w:p>
     <w:p>
       <w:r>
-        <w:t>6. If safe, the agent returns the vial position for the Cyberwave robot layer to pick</w:t>
+        <w:t xml:space="preserve">6. If safe, the agent returns the vial position for the </w:t>
+      </w:r>
+      <w:proofErr w:type="spellStart"/>
+      <w:r>
+        <w:t>Cyberwave</w:t>
+      </w:r>
+      <w:proofErr w:type="spellEnd"/>
+      <w:r>
+        <w:t xml:space="preserve"> robot layer to pick</w:t>
       </w:r>
     </w:p>
     <w:p>
@@ -200,8 +221,13 @@
     </w:p>
     <w:p>
       <w:r>
-        <w:t>- patient_id</w:t>
-      </w:r>
+        <w:t xml:space="preserve">- </w:t>
+      </w:r>
+      <w:proofErr w:type="spellStart"/>
+      <w:r>
+        <w:t>patient_id</w:t>
+      </w:r>
+      <w:proofErr w:type="spellEnd"/>
     </w:p>
     <w:p>
       <w:r>
@@ -246,7 +272,20 @@
     </w:p>
     <w:p>
       <w:r>
-        <w:t xml:space="preserve">  "detected_vials": [</w:t>
+        <w:t xml:space="preserve">  "</w:t>
+      </w:r>
+      <w:proofErr w:type="spellStart"/>
+      <w:proofErr w:type="gramStart"/>
+      <w:r>
+        <w:t>detected</w:t>
+      </w:r>
+      <w:proofErr w:type="gramEnd"/>
+      <w:r>
+        <w:t>_vials</w:t>
+      </w:r>
+      <w:proofErr w:type="spellEnd"/>
+      <w:r>
+        <w:t>": [</w:t>
       </w:r>
     </w:p>
     <w:p>
@@ -338,8 +377,13 @@
     </w:p>
     <w:p>
       <w:r>
-        <w:t>- find the patient by patient_id</w:t>
-      </w:r>
+        <w:t xml:space="preserve">- find the patient by </w:t>
+      </w:r>
+      <w:proofErr w:type="spellStart"/>
+      <w:r>
+        <w:t>patient_id</w:t>
+      </w:r>
+      <w:proofErr w:type="spellEnd"/>
     </w:p>
     <w:p>
       <w:r>
@@ -358,7 +402,15 @@
     </w:p>
     <w:p>
       <w:r>
-        <w:t>- compare the requested medicine against the Featherless detected_vials list</w:t>
+        <w:t xml:space="preserve">- compare the requested medicine against the Featherless </w:t>
+      </w:r>
+      <w:proofErr w:type="spellStart"/>
+      <w:r>
+        <w:t>detected_vials</w:t>
+      </w:r>
+      <w:proofErr w:type="spellEnd"/>
+      <w:r>
+        <w:t xml:space="preserve"> list</w:t>
       </w:r>
     </w:p>
     <w:p>
@@ -426,8 +478,13 @@
     </w:p>
     <w:p>
       <w:r>
-        <w:t>- patient_id</w:t>
-      </w:r>
+        <w:t xml:space="preserve">- </w:t>
+      </w:r>
+      <w:proofErr w:type="spellStart"/>
+      <w:r>
+        <w:t>patient_id</w:t>
+      </w:r>
+      <w:proofErr w:type="spellEnd"/>
     </w:p>
     <w:p>
       <w:r>
@@ -467,8 +524,13 @@
     </w:p>
     <w:p>
       <w:r>
-        <w:t>- patient_id</w:t>
-      </w:r>
+        <w:t xml:space="preserve">- </w:t>
+      </w:r>
+      <w:proofErr w:type="spellStart"/>
+      <w:r>
+        <w:t>patient_id</w:t>
+      </w:r>
+      <w:proofErr w:type="spellEnd"/>
     </w:p>
     <w:p>
       <w:r>
@@ -493,7 +555,15 @@
     </w:p>
     <w:p>
       <w:r>
-        <w:t>- patient_id if available</w:t>
+        <w:t xml:space="preserve">- </w:t>
+      </w:r>
+      <w:proofErr w:type="spellStart"/>
+      <w:r>
+        <w:t>patient_id</w:t>
+      </w:r>
+      <w:proofErr w:type="spellEnd"/>
+      <w:r>
+        <w:t xml:space="preserve"> if available</w:t>
       </w:r>
     </w:p>
     <w:p>
@@ -545,7 +615,15 @@
     </w:p>
     <w:p>
       <w:r>
-        <w:t>Its output will be used by the Cyberwave robot layer, which performs actions like:</w:t>
+        <w:t xml:space="preserve">Its output will be used by the </w:t>
+      </w:r>
+      <w:proofErr w:type="spellStart"/>
+      <w:r>
+        <w:t>Cyberwave</w:t>
+      </w:r>
+      <w:proofErr w:type="spellEnd"/>
+      <w:r>
+        <w:t xml:space="preserve"> robot layer, which performs actions like:</w:t>
       </w:r>
     </w:p>
     <w:p>
@@ -555,18 +633,97 @@
     </w:p>
     <w:p>
       <w:r>
-        <w:t>- move_arm()</w:t>
-      </w:r>
-    </w:p>
-    <w:p>
-      <w:r>
-        <w:t>- grip_vial()</w:t>
+        <w:t xml:space="preserve">- </w:t>
+      </w:r>
+      <w:proofErr w:type="spellStart"/>
+      <w:r>
+        <w:t>move_</w:t>
+      </w:r>
+      <w:proofErr w:type="gramStart"/>
+      <w:r>
+        <w:t>arm</w:t>
+      </w:r>
+      <w:proofErr w:type="spellEnd"/>
+      <w:r>
+        <w:t>(</w:t>
+      </w:r>
+      <w:proofErr w:type="gramEnd"/>
+      <w:r>
+        <w:t>)</w:t>
+      </w:r>
+    </w:p>
+    <w:p>
+      <w:r>
+        <w:t xml:space="preserve">- </w:t>
+      </w:r>
+      <w:proofErr w:type="spellStart"/>
+      <w:r>
+        <w:t>grip_</w:t>
+      </w:r>
+      <w:proofErr w:type="gramStart"/>
+      <w:r>
+        <w:t>vial</w:t>
+      </w:r>
+      <w:proofErr w:type="spellEnd"/>
+      <w:r>
+        <w:t>(</w:t>
+      </w:r>
+      <w:proofErr w:type="gramEnd"/>
+      <w:r>
+        <w:t>)</w:t>
       </w:r>
     </w:p>
     <w:p/>
     <w:p>
       <w:r>
         <w:t>Keep responses concise, structured, and safety-first for a live hackathon demo.</w:t>
+      </w:r>
+    </w:p>
+    <w:p/>
+    <w:p/>
+    <w:p>
+      <w:r>
+        <w:t>Smallest AI Voice Agent</w:t>
+      </w:r>
+    </w:p>
+    <w:p/>
+    <w:p>
+      <w:r>
+        <w:drawing>
+          <wp:inline distT="0" distB="0" distL="0" distR="0" wp14:anchorId="408010BC" wp14:editId="0685FCB4">
+            <wp:extent cx="5943600" cy="3575685"/>
+            <wp:effectExtent l="0" t="0" r="0" b="5715"/>
+            <wp:docPr id="388862610" name="Picture 1"/>
+            <wp:cNvGraphicFramePr>
+              <a:graphicFrameLocks xmlns:a="http://schemas.openxmlformats.org/drawingml/2006/main" noChangeAspect="1"/>
+            </wp:cNvGraphicFramePr>
+            <a:graphic xmlns:a="http://schemas.openxmlformats.org/drawingml/2006/main">
+              <a:graphicData uri="http://schemas.openxmlformats.org/drawingml/2006/picture">
+                <pic:pic xmlns:pic="http://schemas.openxmlformats.org/drawingml/2006/picture">
+                  <pic:nvPicPr>
+                    <pic:cNvPr id="388862610" name=""/>
+                    <pic:cNvPicPr/>
+                  </pic:nvPicPr>
+                  <pic:blipFill>
+                    <a:blip r:embed="rId7"/>
+                    <a:stretch>
+                      <a:fillRect/>
+                    </a:stretch>
+                  </pic:blipFill>
+                  <pic:spPr>
+                    <a:xfrm>
+                      <a:off x="0" y="0"/>
+                      <a:ext cx="5943600" cy="3575685"/>
+                    </a:xfrm>
+                    <a:prstGeom prst="rect">
+                      <a:avLst/>
+                    </a:prstGeom>
+                  </pic:spPr>
+                </pic:pic>
+              </a:graphicData>
+            </a:graphic>
+          </wp:inline>
+        </w:drawing>
       </w:r>
     </w:p>
     <w:sectPr>
